--- a/fixtures/docx/rev-table-merge.docx
+++ b/fixtures/docx/rev-table-merge.docx
@@ -560,7 +560,7 @@
     <w:link w:val="Heading1Char"/>
     <w:uiPriority w:val="9"/>
     <w:qFormat/>
-    <w:rsid w:val="00D53532"/>
+    <w:rsid w:val="002F7A49"/>
     <w:pPr>
       <w:keepNext/>
       <w:keepLines/>
@@ -583,7 +583,7 @@
     <w:semiHidden/>
     <w:unhideWhenUsed/>
     <w:qFormat/>
-    <w:rsid w:val="00D53532"/>
+    <w:rsid w:val="002F7A49"/>
     <w:pPr>
       <w:keepNext/>
       <w:keepLines/>
@@ -606,7 +606,7 @@
     <w:semiHidden/>
     <w:unhideWhenUsed/>
     <w:qFormat/>
-    <w:rsid w:val="00D53532"/>
+    <w:rsid w:val="002F7A49"/>
     <w:pPr>
       <w:keepNext/>
       <w:keepLines/>
@@ -629,7 +629,7 @@
     <w:semiHidden/>
     <w:unhideWhenUsed/>
     <w:qFormat/>
-    <w:rsid w:val="00D53532"/>
+    <w:rsid w:val="002F7A49"/>
     <w:pPr>
       <w:keepNext/>
       <w:keepLines/>
@@ -652,7 +652,7 @@
     <w:semiHidden/>
     <w:unhideWhenUsed/>
     <w:qFormat/>
-    <w:rsid w:val="00D53532"/>
+    <w:rsid w:val="002F7A49"/>
     <w:pPr>
       <w:keepNext/>
       <w:keepLines/>
@@ -673,7 +673,7 @@
     <w:semiHidden/>
     <w:unhideWhenUsed/>
     <w:qFormat/>
-    <w:rsid w:val="00D53532"/>
+    <w:rsid w:val="002F7A49"/>
     <w:pPr>
       <w:keepNext/>
       <w:keepLines/>
@@ -696,7 +696,7 @@
     <w:semiHidden/>
     <w:unhideWhenUsed/>
     <w:qFormat/>
-    <w:rsid w:val="00D53532"/>
+    <w:rsid w:val="002F7A49"/>
     <w:pPr>
       <w:keepNext/>
       <w:keepLines/>
@@ -717,7 +717,7 @@
     <w:semiHidden/>
     <w:unhideWhenUsed/>
     <w:qFormat/>
-    <w:rsid w:val="00D53532"/>
+    <w:rsid w:val="002F7A49"/>
     <w:pPr>
       <w:keepNext/>
       <w:keepLines/>
@@ -740,7 +740,7 @@
     <w:semiHidden/>
     <w:unhideWhenUsed/>
     <w:qFormat/>
-    <w:rsid w:val="00D53532"/>
+    <w:rsid w:val="002F7A49"/>
     <w:pPr>
       <w:keepNext/>
       <w:keepLines/>
@@ -784,7 +784,7 @@
     <w:basedOn w:val="DefaultParagraphFont"/>
     <w:link w:val="Heading1"/>
     <w:uiPriority w:val="9"/>
-    <w:rsid w:val="00D53532"/>
+    <w:rsid w:val="002F7A49"/>
     <w:rPr>
       <w:rFonts w:asciiTheme="majorHAnsi" w:eastAsiaTheme="majorEastAsia" w:hAnsiTheme="majorHAnsi" w:cstheme="majorBidi"/>
       <w:color w:val="2F5496" w:themeColor="accent1" w:themeShade="BF"/>
@@ -798,7 +798,7 @@
     <w:link w:val="Heading2"/>
     <w:uiPriority w:val="9"/>
     <w:semiHidden/>
-    <w:rsid w:val="00D53532"/>
+    <w:rsid w:val="002F7A49"/>
     <w:rPr>
       <w:rFonts w:asciiTheme="majorHAnsi" w:eastAsiaTheme="majorEastAsia" w:hAnsiTheme="majorHAnsi" w:cstheme="majorBidi"/>
       <w:color w:val="2F5496" w:themeColor="accent1" w:themeShade="BF"/>
@@ -812,7 +812,7 @@
     <w:link w:val="Heading3"/>
     <w:uiPriority w:val="9"/>
     <w:semiHidden/>
-    <w:rsid w:val="00D53532"/>
+    <w:rsid w:val="002F7A49"/>
     <w:rPr>
       <w:rFonts w:eastAsiaTheme="majorEastAsia" w:cstheme="majorBidi"/>
       <w:color w:val="2F5496" w:themeColor="accent1" w:themeShade="BF"/>
@@ -826,7 +826,7 @@
     <w:link w:val="Heading4"/>
     <w:uiPriority w:val="9"/>
     <w:semiHidden/>
-    <w:rsid w:val="00D53532"/>
+    <w:rsid w:val="002F7A49"/>
     <w:rPr>
       <w:rFonts w:eastAsiaTheme="majorEastAsia" w:cstheme="majorBidi"/>
       <w:i/>
@@ -840,7 +840,7 @@
     <w:link w:val="Heading5"/>
     <w:uiPriority w:val="9"/>
     <w:semiHidden/>
-    <w:rsid w:val="00D53532"/>
+    <w:rsid w:val="002F7A49"/>
     <w:rPr>
       <w:rFonts w:eastAsiaTheme="majorEastAsia" w:cstheme="majorBidi"/>
       <w:color w:val="2F5496" w:themeColor="accent1" w:themeShade="BF"/>
@@ -852,7 +852,7 @@
     <w:link w:val="Heading6"/>
     <w:uiPriority w:val="9"/>
     <w:semiHidden/>
-    <w:rsid w:val="00D53532"/>
+    <w:rsid w:val="002F7A49"/>
     <w:rPr>
       <w:rFonts w:eastAsiaTheme="majorEastAsia" w:cstheme="majorBidi"/>
       <w:i/>
@@ -866,7 +866,7 @@
     <w:link w:val="Heading7"/>
     <w:uiPriority w:val="9"/>
     <w:semiHidden/>
-    <w:rsid w:val="00D53532"/>
+    <w:rsid w:val="002F7A49"/>
     <w:rPr>
       <w:rFonts w:eastAsiaTheme="majorEastAsia" w:cstheme="majorBidi"/>
       <w:color w:val="595959" w:themeColor="text1" w:themeTint="A6"/>
@@ -878,7 +878,7 @@
     <w:link w:val="Heading8"/>
     <w:uiPriority w:val="9"/>
     <w:semiHidden/>
-    <w:rsid w:val="00D53532"/>
+    <w:rsid w:val="002F7A49"/>
     <w:rPr>
       <w:rFonts w:eastAsiaTheme="majorEastAsia" w:cstheme="majorBidi"/>
       <w:i/>
@@ -892,7 +892,7 @@
     <w:link w:val="Heading9"/>
     <w:uiPriority w:val="9"/>
     <w:semiHidden/>
-    <w:rsid w:val="00D53532"/>
+    <w:rsid w:val="002F7A49"/>
     <w:rPr>
       <w:rFonts w:eastAsiaTheme="majorEastAsia" w:cstheme="majorBidi"/>
       <w:color w:val="272727" w:themeColor="text1" w:themeTint="D8"/>
@@ -905,7 +905,7 @@
     <w:link w:val="TitleChar"/>
     <w:uiPriority w:val="10"/>
     <w:qFormat/>
-    <w:rsid w:val="00D53532"/>
+    <w:rsid w:val="002F7A49"/>
     <w:pPr>
       <w:spacing w:after="80" w:line="240" w:lineRule="auto"/>
       <w:contextualSpacing/>
@@ -923,7 +923,7 @@
     <w:basedOn w:val="DefaultParagraphFont"/>
     <w:link w:val="Title"/>
     <w:uiPriority w:val="10"/>
-    <w:rsid w:val="00D53532"/>
+    <w:rsid w:val="002F7A49"/>
     <w:rPr>
       <w:rFonts w:asciiTheme="majorHAnsi" w:eastAsiaTheme="majorEastAsia" w:hAnsiTheme="majorHAnsi" w:cstheme="majorBidi"/>
       <w:spacing w:val="-10"/>
@@ -939,7 +939,7 @@
     <w:link w:val="SubtitleChar"/>
     <w:uiPriority w:val="11"/>
     <w:qFormat/>
-    <w:rsid w:val="00D53532"/>
+    <w:rsid w:val="002F7A49"/>
     <w:pPr>
       <w:numPr>
         <w:ilvl w:val="1"/>
@@ -958,7 +958,7 @@
     <w:basedOn w:val="DefaultParagraphFont"/>
     <w:link w:val="Subtitle"/>
     <w:uiPriority w:val="11"/>
-    <w:rsid w:val="00D53532"/>
+    <w:rsid w:val="002F7A49"/>
     <w:rPr>
       <w:rFonts w:eastAsiaTheme="majorEastAsia" w:cstheme="majorBidi"/>
       <w:color w:val="595959" w:themeColor="text1" w:themeTint="A6"/>
@@ -974,7 +974,7 @@
     <w:link w:val="QuoteChar"/>
     <w:uiPriority w:val="29"/>
     <w:qFormat/>
-    <w:rsid w:val="00D53532"/>
+    <w:rsid w:val="002F7A49"/>
     <w:pPr>
       <w:spacing w:before="160"/>
       <w:jc w:val="center"/>
@@ -990,7 +990,7 @@
     <w:basedOn w:val="DefaultParagraphFont"/>
     <w:link w:val="Quote"/>
     <w:uiPriority w:val="29"/>
-    <w:rsid w:val="00D53532"/>
+    <w:rsid w:val="002F7A49"/>
     <w:rPr>
       <w:i/>
       <w:iCs/>
@@ -1002,7 +1002,7 @@
     <w:basedOn w:val="Normal"/>
     <w:uiPriority w:val="34"/>
     <w:qFormat/>
-    <w:rsid w:val="00D53532"/>
+    <w:rsid w:val="002F7A49"/>
     <w:pPr>
       <w:ind w:left="720"/>
       <w:contextualSpacing/>
@@ -1013,7 +1013,7 @@
     <w:basedOn w:val="DefaultParagraphFont"/>
     <w:uiPriority w:val="21"/>
     <w:qFormat/>
-    <w:rsid w:val="00D53532"/>
+    <w:rsid w:val="002F7A49"/>
     <w:rPr>
       <w:i/>
       <w:iCs/>
@@ -1027,7 +1027,7 @@
     <w:link w:val="IntenseQuoteChar"/>
     <w:uiPriority w:val="30"/>
     <w:qFormat/>
-    <w:rsid w:val="00D53532"/>
+    <w:rsid w:val="002F7A49"/>
     <w:pPr>
       <w:pBdr>
         <w:top w:val="single" w:sz="4" w:space="10" w:color="2F5496" w:themeColor="accent1" w:themeShade="BF"/>
@@ -1048,7 +1048,7 @@
     <w:basedOn w:val="DefaultParagraphFont"/>
     <w:link w:val="IntenseQuote"/>
     <w:uiPriority w:val="30"/>
-    <w:rsid w:val="00D53532"/>
+    <w:rsid w:val="002F7A49"/>
     <w:rPr>
       <w:i/>
       <w:iCs/>
@@ -1060,7 +1060,7 @@
     <w:basedOn w:val="DefaultParagraphFont"/>
     <w:uiPriority w:val="32"/>
     <w:qFormat/>
-    <w:rsid w:val="00D53532"/>
+    <w:rsid w:val="002F7A49"/>
     <w:rPr>
       <w:b/>
       <w:bCs/>
@@ -1074,7 +1074,7 @@
     <w:hidden/>
     <w:uiPriority w:val="99"/>
     <w:semiHidden/>
-    <w:rsid w:val="00D53532"/>
+    <w:rsid w:val="002F7A49"/>
     <w:pPr>
       <w:spacing w:after="0" w:line="240" w:lineRule="auto"/>
     </w:pPr>
